--- a/docs/DCIT_308_Industry_Project_Checklist_Cover_Sheet.docx
+++ b/docs/DCIT_308_Industry_Project_Checklist_Cover_Sheet.docx
@@ -82,7 +82,7 @@
           </w:tcPr>
           <w:p>
             <w:r>
-              <w:t>Ghana Smart Logistics Team (Group 5 / MindCraft)</w:t>
+              <w:t>MindCraft_Sub_1</w:t>
             </w:r>
           </w:p>
         </w:tc>
@@ -111,7 +111,7 @@
           </w:tcPr>
           <w:p>
             <w:r>
-              <w:t>Courier and food delivery service in Greater Accra (Accra, Legon Campus, East Legon, Osu, Spintex, Makola)</w:t>
+              <w:t>Courier and food delivery service in Greater Accra (Accra Central, Legon Campus, East Legon, Osu, Spintex, Makola)</w:t>
             </w:r>
           </w:p>
         </w:tc>
@@ -169,7 +169,7 @@
           </w:tcPr>
           <w:p>
             <w:r>
-              <w:t>SQLite (jdbc:sqlite:dsa_optimizer.db) with PostgreSQL fallback capability</w:t>
+              <w:t>SQLite (dsa_optimizer.db)</w:t>
             </w:r>
           </w:p>
         </w:tc>
@@ -198,7 +198,7 @@
           </w:tcPr>
           <w:p>
             <w:r>
-              <w:t>Java (JDK 22 / OpenJDK 17+ compatible)</w:t>
+              <w:t>Java 22 (runs on Java 17+)</w:t>
             </w:r>
           </w:p>
         </w:tc>
@@ -227,7 +227,7 @@
           </w:tcPr>
           <w:p>
             <w:r>
-              <w:t>548 records (52 locations, 120 roads, 345 service requests, 31 delivery resources)</w:t>
+              <w:t>548 records (52 locations, 120 roads, 345 requests, 31 riders)</w:t>
             </w:r>
           </w:p>
         </w:tc>
@@ -408,7 +408,7 @@
           </w:tcPr>
           <w:p>
             <w:r>
-              <w:t>data/schema.sql, schema.sql, dsa_optimizer.db, src/main/java/org/ug/dsa/database/DatabaseManager.java</w:t>
+              <w:t>data/schema.sql, dsa_optimizer.db, src/main/java/org/ug/dsa/database/DatabaseManager.java</w:t>
             </w:r>
           </w:p>
         </w:tc>
@@ -447,7 +447,7 @@
           </w:tcPr>
           <w:p>
             <w:r>
-              <w:t>src/main/java/org/ug/dsa/datastructures/ (14 custom structures: DynamicArray, LinkedList, Stack, Queue, CircularQueue, Deque, Heap, BST, RedBlackTree, BTree, HashTable, Set, Map, DisjointSet, Graph)</w:t>
+              <w:t>src/main/java/org/ug/dsa/datastructures/ (14 custom data structures built from scratch)</w:t>
             </w:r>
           </w:p>
         </w:tc>
@@ -525,7 +525,7 @@
           </w:tcPr>
           <w:p>
             <w:r>
-              <w:t>src/main/java/org/ug/dsa/algorithms/graph/ (BFS, DFS, Dijkstra, Prim, Kruskal); Adjacency List &amp; Matrix in CustomGraph</w:t>
+              <w:t>src/main/java/org/ug/dsa/algorithms/graph/ (BFS, DFS, Dijkstra, Prim, Kruskal)</w:t>
             </w:r>
           </w:p>
         </w:tc>
@@ -564,7 +564,7 @@
           </w:tcPr>
           <w:p>
             <w:r>
-              <w:t>src/main/java/org/ug/dsa/algorithms/optimization/ (GreedyBatching, DynamicProgrammingBatching); docs/COUNTEREXAMPLES.md</w:t>
+              <w:t>src/main/java/org/ug/dsa/algorithms/optimization/ (Greedy, Dynamic Programming); docs/COUNTEREXAMPLES.md</w:t>
             </w:r>
           </w:p>
         </w:tc>
@@ -603,7 +603,7 @@
           </w:tcPr>
           <w:p>
             <w:r>
-              <w:t>src/test/java/org/ug/dsa/ (42 tests, 0 failures); docs/trace-tables/ (Traces 1–7); docs/proof-sketches/ (Proofs 1–3)</w:t>
+              <w:t>src/test/java/org/ug/dsa/ (42 tests, 0 failures); docs/trace-tables/ (Traces 1 to 7); docs/proof-sketches/ (Proofs 1 to 3)</w:t>
             </w:r>
           </w:p>
         </w:tc>
@@ -642,7 +642,7 @@
           </w:tcPr>
           <w:p>
             <w:r>
-              <w:t>data/algorithm_benchmark_runs.csv, docs/performance-graphs/ (exp1–exp6 JPGs, benchmark_results.csv, and index.html); ReportingService.java</w:t>
+              <w:t>data/algorithm_benchmark_runs.csv, docs/performance-graphs/ (exp1 to exp6 graphs and index.html)</w:t>
             </w:r>
           </w:p>
         </w:tc>
@@ -681,7 +681,7 @@
           </w:tcPr>
           <w:p>
             <w:r>
-              <w:t>docs/TECHNICAL_REPORT.md, docs/TECHNICAL_REPORT.docx (comprehensive 17-section report, 50KB+)</w:t>
+              <w:t>docs/TECHNICAL_REPORT.md, docs/TECHNICAL_REPORT.docx</w:t>
             </w:r>
           </w:p>
         </w:tc>
@@ -720,7 +720,7 @@
           </w:tcPr>
           <w:p>
             <w:r>
-              <w:t>Interactive CLI (Main.java), Section 12–13 in Technical Report (Pod distribution &amp; question defense guides for all 13 members)</w:t>
+              <w:t>src/main/java/org/ug/dsa/Main.java (interactive CLI menu), README.md, Technical Report</w:t>
             </w:r>
           </w:p>
         </w:tc>
